--- a/version3/CKI_NAR_Submission_v20/CKI_NAR_Supplementary.docx
+++ b/version3/CKI_NAR_Submission_v20/CKI_NAR_Supplementary.docx
@@ -761,7 +761,7 @@
           <w:color w:val="000000"/>
           <w:sz w:val="22"/>
         </w:rPr>
-        <w:t>Bootstrap confidence intervals (95% CI) for all key ω estimates were computed by pair-level resampling with B=10,000 iterations. For each cell type, observed pair-level ω values were resampled with replacement and the median was computed; the 2.5th and 97.5th percentiles of the resulting distribution define the 95% CI. Confidence interval widths scale inversely with the number of contributing pairs: well-sampled cell types (e.g., astrocytes, 4,489 pairs) yield narrow intervals ([14.14, 14.58]), whereas cell types with fewer comparisons (e.g., Bergmann glia, 21 pairs) produce wider intervals ([1.95, 2.90]).</w:t>
+        <w:t>Bootstrap confidence intervals (95% CI) for all key ω estimates were computed by pair-level resampling with B=10,000 iterations. For each cell type, observed pair-level ω values were resampled with replacement and the median was computed; the 2.5th and 97.5th percentiles of the resulting distribution define the 95% CI. Confidence interval widths scale inversely with the number of contributing pairs: well-sampled cell types (e.g., astrocytes, 5,778 pairs) yield narrow intervals ([14.14, 14.58]), whereas cell types with fewer comparisons (e.g., Bergmann glia, 21 pairs) produce wider intervals ([1.95, 2.90]).</w:t>
       </w:r>
     </w:p>
     <w:p>
